--- a/OS/Notes/Unit-3.docx
+++ b/OS/Notes/Unit-3.docx
@@ -474,7 +474,7 @@
     <w:p>
       <w:r>
         <w:pict w14:anchorId="63DF2A77">
-          <v:rect id="_x0000_i1038" style="width:0;height:1.5pt" o:hralign="center" o:hrstd="t" o:hr="t" fillcolor="#a0a0a0" stroked="f"/>
+          <v:rect id="_x0000_i1025" style="width:0;height:1.5pt" o:hralign="center" o:hrstd="t" o:hr="t" fillcolor="#a0a0a0" stroked="f"/>
         </w:pict>
       </w:r>
     </w:p>
@@ -567,7 +567,7 @@
     <w:p>
       <w:r>
         <w:pict w14:anchorId="7B7117B0">
-          <v:rect id="_x0000_i1258" style="width:0;height:1.5pt" o:hralign="center" o:hrstd="t" o:hr="t" fillcolor="#a0a0a0" stroked="f"/>
+          <v:rect id="_x0000_i1026" style="width:0;height:1.5pt" o:hralign="center" o:hrstd="t" o:hr="t" fillcolor="#a0a0a0" stroked="f"/>
         </w:pict>
       </w:r>
     </w:p>
@@ -669,7 +669,7 @@
     <w:p>
       <w:r>
         <w:pict w14:anchorId="3CA6B72B">
-          <v:rect id="_x0000_i1259" style="width:0;height:1.5pt" o:hralign="center" o:hrstd="t" o:hr="t" fillcolor="#a0a0a0" stroked="f"/>
+          <v:rect id="_x0000_i1027" style="width:0;height:1.5pt" o:hralign="center" o:hrstd="t" o:hr="t" fillcolor="#a0a0a0" stroked="f"/>
         </w:pict>
       </w:r>
     </w:p>
@@ -789,7 +789,7 @@
     <w:p>
       <w:r>
         <w:pict w14:anchorId="62CDCCC1">
-          <v:rect id="_x0000_i1260" style="width:0;height:1.5pt" o:hralign="center" o:hrstd="t" o:hr="t" fillcolor="#a0a0a0" stroked="f"/>
+          <v:rect id="_x0000_i1028" style="width:0;height:1.5pt" o:hralign="center" o:hrstd="t" o:hr="t" fillcolor="#a0a0a0" stroked="f"/>
         </w:pict>
       </w:r>
     </w:p>
@@ -1026,7 +1026,7 @@
     <w:p>
       <w:r>
         <w:pict w14:anchorId="0C34E3AE">
-          <v:rect id="_x0000_i1261" style="width:0;height:1.5pt" o:hralign="center" o:hrstd="t" o:hr="t" fillcolor="#a0a0a0" stroked="f"/>
+          <v:rect id="_x0000_i1029" style="width:0;height:1.5pt" o:hralign="center" o:hrstd="t" o:hr="t" fillcolor="#a0a0a0" stroked="f"/>
         </w:pict>
       </w:r>
     </w:p>
@@ -1294,7 +1294,7 @@
     <w:p>
       <w:r>
         <w:pict w14:anchorId="640F3C56">
-          <v:rect id="_x0000_i1262" style="width:0;height:1.5pt" o:hralign="center" o:hrstd="t" o:hr="t" fillcolor="#a0a0a0" stroked="f"/>
+          <v:rect id="_x0000_i1030" style="width:0;height:1.5pt" o:hralign="center" o:hrstd="t" o:hr="t" fillcolor="#a0a0a0" stroked="f"/>
         </w:pict>
       </w:r>
     </w:p>
@@ -1469,7 +1469,7 @@
     <w:p>
       <w:r>
         <w:pict w14:anchorId="378A9CF0">
-          <v:rect id="_x0000_i1263" style="width:0;height:1.5pt" o:hralign="center" o:hrstd="t" o:hr="t" fillcolor="#a0a0a0" stroked="f"/>
+          <v:rect id="_x0000_i1031" style="width:0;height:1.5pt" o:hralign="center" o:hrstd="t" o:hr="t" fillcolor="#a0a0a0" stroked="f"/>
         </w:pict>
       </w:r>
     </w:p>
@@ -1558,7 +1558,7 @@
     <w:p>
       <w:r>
         <w:pict w14:anchorId="5BB37A07">
-          <v:rect id="_x0000_i1264" style="width:0;height:1.5pt" o:hralign="center" o:hrstd="t" o:hr="t" fillcolor="#a0a0a0" stroked="f"/>
+          <v:rect id="_x0000_i1032" style="width:0;height:1.5pt" o:hralign="center" o:hrstd="t" o:hr="t" fillcolor="#a0a0a0" stroked="f"/>
         </w:pict>
       </w:r>
     </w:p>
@@ -1770,7 +1770,7 @@
     <w:p>
       <w:r>
         <w:pict w14:anchorId="0F5D4C64">
-          <v:rect id="_x0000_i1265" style="width:0;height:1.5pt" o:hralign="center" o:hrstd="t" o:hr="t" fillcolor="#a0a0a0" stroked="f"/>
+          <v:rect id="_x0000_i1033" style="width:0;height:1.5pt" o:hralign="center" o:hrstd="t" o:hr="t" fillcolor="#a0a0a0" stroked="f"/>
         </w:pict>
       </w:r>
     </w:p>
@@ -1972,7 +1972,7 @@
     <w:p>
       <w:r>
         <w:pict w14:anchorId="094856BF">
-          <v:rect id="_x0000_i1266" style="width:0;height:1.5pt" o:hralign="center" o:hrstd="t" o:hr="t" fillcolor="#a0a0a0" stroked="f"/>
+          <v:rect id="_x0000_i1034" style="width:0;height:1.5pt" o:hralign="center" o:hrstd="t" o:hr="t" fillcolor="#a0a0a0" stroked="f"/>
         </w:pict>
       </w:r>
     </w:p>
@@ -2142,7 +2142,7 @@
     <w:p>
       <w:r>
         <w:pict w14:anchorId="37349CA1">
-          <v:rect id="_x0000_i1267" style="width:0;height:1.5pt" o:hralign="center" o:hrstd="t" o:hr="t" fillcolor="#a0a0a0" stroked="f"/>
+          <v:rect id="_x0000_i1035" style="width:0;height:1.5pt" o:hralign="center" o:hrstd="t" o:hr="t" fillcolor="#a0a0a0" stroked="f"/>
         </w:pict>
       </w:r>
     </w:p>
@@ -2237,7 +2237,7 @@
     <w:p>
       <w:r>
         <w:pict w14:anchorId="78698BA6">
-          <v:rect id="_x0000_i1268" style="width:0;height:1.5pt" o:hralign="center" o:hrstd="t" o:hr="t" fillcolor="#a0a0a0" stroked="f"/>
+          <v:rect id="_x0000_i1036" style="width:0;height:1.5pt" o:hralign="center" o:hrstd="t" o:hr="t" fillcolor="#a0a0a0" stroked="f"/>
         </w:pict>
       </w:r>
     </w:p>
@@ -2264,7 +2264,7 @@
     <w:p>
       <w:r>
         <w:pict w14:anchorId="041F643B">
-          <v:rect id="_x0000_i1269" style="width:0;height:1.5pt" o:hralign="center" o:hrstd="t" o:hr="t" fillcolor="#a0a0a0" stroked="f"/>
+          <v:rect id="_x0000_i1037" style="width:0;height:1.5pt" o:hralign="center" o:hrstd="t" o:hr="t" fillcolor="#a0a0a0" stroked="f"/>
         </w:pict>
       </w:r>
     </w:p>
@@ -2361,7 +2361,7 @@
     <w:p>
       <w:r>
         <w:pict w14:anchorId="47C0E52B">
-          <v:rect id="_x0000_i1366" style="width:0;height:1.5pt" o:hralign="center" o:hrstd="t" o:hr="t" fillcolor="#a0a0a0" stroked="f"/>
+          <v:rect id="_x0000_i1038" style="width:0;height:1.5pt" o:hralign="center" o:hrstd="t" o:hr="t" fillcolor="#a0a0a0" stroked="f"/>
         </w:pict>
       </w:r>
     </w:p>
@@ -2468,7 +2468,7 @@
     <w:p>
       <w:r>
         <w:pict w14:anchorId="4E24859A">
-          <v:rect id="_x0000_i1367" style="width:0;height:1.5pt" o:hralign="center" o:hrstd="t" o:hr="t" fillcolor="#a0a0a0" stroked="f"/>
+          <v:rect id="_x0000_i1039" style="width:0;height:1.5pt" o:hralign="center" o:hrstd="t" o:hr="t" fillcolor="#a0a0a0" stroked="f"/>
         </w:pict>
       </w:r>
     </w:p>
@@ -2531,7 +2531,7 @@
     <w:p>
       <w:r>
         <w:pict w14:anchorId="6A263CC2">
-          <v:rect id="_x0000_i1368" style="width:0;height:1.5pt" o:hralign="center" o:hrstd="t" o:hr="t" fillcolor="#a0a0a0" stroked="f"/>
+          <v:rect id="_x0000_i1040" style="width:0;height:1.5pt" o:hralign="center" o:hrstd="t" o:hr="t" fillcolor="#a0a0a0" stroked="f"/>
         </w:pict>
       </w:r>
     </w:p>
@@ -2733,7 +2733,7 @@
     <w:p>
       <w:r>
         <w:pict w14:anchorId="57F5DA2F">
-          <v:rect id="_x0000_i1369" style="width:0;height:1.5pt" o:hralign="center" o:hrstd="t" o:hr="t" fillcolor="#a0a0a0" stroked="f"/>
+          <v:rect id="_x0000_i1041" style="width:0;height:1.5pt" o:hralign="center" o:hrstd="t" o:hr="t" fillcolor="#a0a0a0" stroked="f"/>
         </w:pict>
       </w:r>
     </w:p>
@@ -3025,7 +3025,7 @@
     <w:p>
       <w:r>
         <w:pict w14:anchorId="0DC012A5">
-          <v:rect id="_x0000_i1370" style="width:0;height:1.5pt" o:hralign="center" o:hrstd="t" o:hr="t" fillcolor="#a0a0a0" stroked="f"/>
+          <v:rect id="_x0000_i1042" style="width:0;height:1.5pt" o:hralign="center" o:hrstd="t" o:hr="t" fillcolor="#a0a0a0" stroked="f"/>
         </w:pict>
       </w:r>
     </w:p>
@@ -3201,7 +3201,7 @@
     <w:p>
       <w:r>
         <w:pict w14:anchorId="1C98080E">
-          <v:rect id="_x0000_i1371" style="width:0;height:1.5pt" o:hralign="center" o:hrstd="t" o:hr="t" fillcolor="#a0a0a0" stroked="f"/>
+          <v:rect id="_x0000_i1043" style="width:0;height:1.5pt" o:hralign="center" o:hrstd="t" o:hr="t" fillcolor="#a0a0a0" stroked="f"/>
         </w:pict>
       </w:r>
     </w:p>
@@ -3254,7 +3254,7 @@
     <w:p>
       <w:r>
         <w:pict w14:anchorId="0F79B8D6">
-          <v:rect id="_x0000_i1372" style="width:0;height:1.5pt" o:hralign="center" o:hrstd="t" o:hr="t" fillcolor="#a0a0a0" stroked="f"/>
+          <v:rect id="_x0000_i1044" style="width:0;height:1.5pt" o:hralign="center" o:hrstd="t" o:hr="t" fillcolor="#a0a0a0" stroked="f"/>
         </w:pict>
       </w:r>
     </w:p>
@@ -3296,7 +3296,7 @@
     <w:p>
       <w:r>
         <w:pict w14:anchorId="4BB4A29D">
-          <v:rect id="_x0000_i1373" style="width:0;height:1.5pt" o:hralign="center" o:hrstd="t" o:hr="t" fillcolor="#a0a0a0" stroked="f"/>
+          <v:rect id="_x0000_i1045" style="width:0;height:1.5pt" o:hralign="center" o:hrstd="t" o:hr="t" fillcolor="#a0a0a0" stroked="f"/>
         </w:pict>
       </w:r>
     </w:p>
@@ -3353,7 +3353,7 @@
     <w:p>
       <w:r>
         <w:pict w14:anchorId="6BCF35B4">
-          <v:rect id="_x0000_i1374" style="width:0;height:1.5pt" o:hralign="center" o:hrstd="t" o:hr="t" fillcolor="#a0a0a0" stroked="f"/>
+          <v:rect id="_x0000_i1046" style="width:0;height:1.5pt" o:hralign="center" o:hrstd="t" o:hr="t" fillcolor="#a0a0a0" stroked="f"/>
         </w:pict>
       </w:r>
     </w:p>
@@ -3435,7 +3435,7 @@
     <w:p>
       <w:r>
         <w:pict w14:anchorId="074C1DF9">
-          <v:rect id="_x0000_i1375" style="width:0;height:1.5pt" o:hralign="center" o:hrstd="t" o:hr="t" fillcolor="#a0a0a0" stroked="f"/>
+          <v:rect id="_x0000_i1047" style="width:0;height:1.5pt" o:hralign="center" o:hrstd="t" o:hr="t" fillcolor="#a0a0a0" stroked="f"/>
         </w:pict>
       </w:r>
     </w:p>
@@ -3648,7 +3648,7 @@
     <w:p>
       <w:r>
         <w:pict w14:anchorId="0E269C5F">
-          <v:rect id="_x0000_i1376" style="width:0;height:1.5pt" o:hralign="center" o:hrstd="t" o:hr="t" fillcolor="#a0a0a0" stroked="f"/>
+          <v:rect id="_x0000_i1048" style="width:0;height:1.5pt" o:hralign="center" o:hrstd="t" o:hr="t" fillcolor="#a0a0a0" stroked="f"/>
         </w:pict>
       </w:r>
     </w:p>
@@ -3818,7 +3818,7 @@
     <w:p>
       <w:r>
         <w:pict w14:anchorId="7A49A3DA">
-          <v:rect id="_x0000_i1377" style="width:0;height:1.5pt" o:hralign="center" o:hrstd="t" o:hr="t" fillcolor="#a0a0a0" stroked="f"/>
+          <v:rect id="_x0000_i1049" style="width:0;height:1.5pt" o:hralign="center" o:hrstd="t" o:hr="t" fillcolor="#a0a0a0" stroked="f"/>
         </w:pict>
       </w:r>
     </w:p>
@@ -3923,7 +3923,7 @@
     <w:p>
       <w:r>
         <w:pict w14:anchorId="761FDD00">
-          <v:rect id="_x0000_i1378" style="width:0;height:1.5pt" o:hralign="center" o:hrstd="t" o:hr="t" fillcolor="#a0a0a0" stroked="f"/>
+          <v:rect id="_x0000_i1050" style="width:0;height:1.5pt" o:hralign="center" o:hrstd="t" o:hr="t" fillcolor="#a0a0a0" stroked="f"/>
         </w:pict>
       </w:r>
     </w:p>
@@ -3950,7 +3950,7 @@
     <w:p>
       <w:r>
         <w:pict w14:anchorId="3F6E3E1D">
-          <v:rect id="_x0000_i1379" style="width:0;height:1.5pt" o:hralign="center" o:hrstd="t" o:hr="t" fillcolor="#a0a0a0" stroked="f"/>
+          <v:rect id="_x0000_i1051" style="width:0;height:1.5pt" o:hralign="center" o:hrstd="t" o:hr="t" fillcolor="#a0a0a0" stroked="f"/>
         </w:pict>
       </w:r>
     </w:p>
@@ -4056,7 +4056,7 @@
     <w:p>
       <w:r>
         <w:pict w14:anchorId="590F51B4">
-          <v:rect id="_x0000_i1472" style="width:0;height:1.5pt" o:hralign="center" o:hrstd="t" o:hr="t" fillcolor="#a0a0a0" stroked="f"/>
+          <v:rect id="_x0000_i1052" style="width:0;height:1.5pt" o:hralign="center" o:hrstd="t" o:hr="t" fillcolor="#a0a0a0" stroked="f"/>
         </w:pict>
       </w:r>
     </w:p>
@@ -4109,7 +4109,7 @@
     <w:p>
       <w:r>
         <w:pict w14:anchorId="3BBE5330">
-          <v:rect id="_x0000_i1473" style="width:0;height:1.5pt" o:hralign="center" o:hrstd="t" o:hr="t" fillcolor="#a0a0a0" stroked="f"/>
+          <v:rect id="_x0000_i1053" style="width:0;height:1.5pt" o:hralign="center" o:hrstd="t" o:hr="t" fillcolor="#a0a0a0" stroked="f"/>
         </w:pict>
       </w:r>
     </w:p>
@@ -4187,7 +4187,7 @@
     <w:p>
       <w:r>
         <w:pict w14:anchorId="0F8A2864">
-          <v:rect id="_x0000_i1474" style="width:0;height:1.5pt" o:hralign="center" o:hrstd="t" o:hr="t" fillcolor="#a0a0a0" stroked="f"/>
+          <v:rect id="_x0000_i1054" style="width:0;height:1.5pt" o:hralign="center" o:hrstd="t" o:hr="t" fillcolor="#a0a0a0" stroked="f"/>
         </w:pict>
       </w:r>
     </w:p>
@@ -4214,7 +4214,7 @@
     <w:p>
       <w:r>
         <w:pict w14:anchorId="423C3089">
-          <v:rect id="_x0000_i1475" style="width:0;height:1.5pt" o:hralign="center" o:hrstd="t" o:hr="t" fillcolor="#a0a0a0" stroked="f"/>
+          <v:rect id="_x0000_i1055" style="width:0;height:1.5pt" o:hralign="center" o:hrstd="t" o:hr="t" fillcolor="#a0a0a0" stroked="f"/>
         </w:pict>
       </w:r>
     </w:p>
@@ -4436,7 +4436,7 @@
     <w:p>
       <w:r>
         <w:pict w14:anchorId="1A1ED80E">
-          <v:rect id="_x0000_i1476" style="width:0;height:1.5pt" o:hralign="center" o:hrstd="t" o:hr="t" fillcolor="#a0a0a0" stroked="f"/>
+          <v:rect id="_x0000_i1056" style="width:0;height:1.5pt" o:hralign="center" o:hrstd="t" o:hr="t" fillcolor="#a0a0a0" stroked="f"/>
         </w:pict>
       </w:r>
     </w:p>
@@ -4616,7 +4616,7 @@
     <w:p>
       <w:r>
         <w:pict w14:anchorId="2C535439">
-          <v:rect id="_x0000_i1477" style="width:0;height:1.5pt" o:hralign="center" o:hrstd="t" o:hr="t" fillcolor="#a0a0a0" stroked="f"/>
+          <v:rect id="_x0000_i1057" style="width:0;height:1.5pt" o:hralign="center" o:hrstd="t" o:hr="t" fillcolor="#a0a0a0" stroked="f"/>
         </w:pict>
       </w:r>
     </w:p>
@@ -4655,8 +4655,9 @@
       <w:r>
         <w:t>Example structure:</w:t>
       </w:r>
-    </w:p>
-    <w:p>
+      <w:r>
+        <w:t xml:space="preserve"> </w:t>
+      </w:r>
       <w:r>
         <w:t>Process P1</w:t>
       </w:r>
@@ -4704,7 +4705,7 @@
     <w:p>
       <w:r>
         <w:pict w14:anchorId="13D2DEF5">
-          <v:rect id="_x0000_i1478" style="width:0;height:1.5pt" o:hralign="center" o:hrstd="t" o:hr="t" fillcolor="#a0a0a0" stroked="f"/>
+          <v:rect id="_x0000_i1058" style="width:0;height:1.5pt" o:hralign="center" o:hrstd="t" o:hr="t" fillcolor="#a0a0a0" stroked="f"/>
         </w:pict>
       </w:r>
     </w:p>
@@ -4820,7 +4821,7 @@
     <w:p>
       <w:r>
         <w:pict w14:anchorId="1BC02516">
-          <v:rect id="_x0000_i1479" style="width:0;height:1.5pt" o:hralign="center" o:hrstd="t" o:hr="t" fillcolor="#a0a0a0" stroked="f"/>
+          <v:rect id="_x0000_i1059" style="width:0;height:1.5pt" o:hralign="center" o:hrstd="t" o:hr="t" fillcolor="#a0a0a0" stroked="f"/>
         </w:pict>
       </w:r>
     </w:p>
@@ -5022,7 +5023,7 @@
     <w:p>
       <w:r>
         <w:pict w14:anchorId="355B8CCB">
-          <v:rect id="_x0000_i1480" style="width:0;height:1.5pt" o:hralign="center" o:hrstd="t" o:hr="t" fillcolor="#a0a0a0" stroked="f"/>
+          <v:rect id="_x0000_i1060" style="width:0;height:1.5pt" o:hralign="center" o:hrstd="t" o:hr="t" fillcolor="#a0a0a0" stroked="f"/>
         </w:pict>
       </w:r>
     </w:p>
@@ -5101,39 +5102,39 @@
               <w:spacing w:after="160" w:line="259" w:lineRule="auto"/>
             </w:pPr>
             <w:r>
+              <w:t>Data inconsistency</w:t>
+            </w:r>
+          </w:p>
+        </w:tc>
+        <w:tc>
+          <w:tcPr>
+            <w:tcW w:w="0" w:type="auto"/>
+            <w:hideMark/>
+          </w:tcPr>
+          <w:p>
+            <w:pPr>
+              <w:spacing w:after="160" w:line="259" w:lineRule="auto"/>
+              <w:cnfStyle w:val="000000100000" w:firstRow="0" w:lastRow="0" w:firstColumn="0" w:lastColumn="0" w:oddVBand="0" w:evenVBand="0" w:oddHBand="1" w:evenHBand="0" w:firstRowFirstColumn="0" w:firstRowLastColumn="0" w:lastRowFirstColumn="0" w:lastRowLastColumn="0"/>
+            </w:pPr>
+            <w:r>
+              <w:t>Shared data becomes incorrect</w:t>
+            </w:r>
+          </w:p>
+        </w:tc>
+      </w:tr>
+      <w:tr>
+        <w:tc>
+          <w:tcPr>
+            <w:cnfStyle w:val="001000000000" w:firstRow="0" w:lastRow="0" w:firstColumn="1" w:lastColumn="0" w:oddVBand="0" w:evenVBand="0" w:oddHBand="0" w:evenHBand="0" w:firstRowFirstColumn="0" w:firstRowLastColumn="0" w:lastRowFirstColumn="0" w:lastRowLastColumn="0"/>
+            <w:tcW w:w="0" w:type="auto"/>
+            <w:hideMark/>
+          </w:tcPr>
+          <w:p>
+            <w:pPr>
+              <w:spacing w:after="160" w:line="259" w:lineRule="auto"/>
+            </w:pPr>
+            <w:r>
               <w:lastRenderedPageBreak/>
-              <w:t>Data inconsistency</w:t>
-            </w:r>
-          </w:p>
-        </w:tc>
-        <w:tc>
-          <w:tcPr>
-            <w:tcW w:w="0" w:type="auto"/>
-            <w:hideMark/>
-          </w:tcPr>
-          <w:p>
-            <w:pPr>
-              <w:spacing w:after="160" w:line="259" w:lineRule="auto"/>
-              <w:cnfStyle w:val="000000100000" w:firstRow="0" w:lastRow="0" w:firstColumn="0" w:lastColumn="0" w:oddVBand="0" w:evenVBand="0" w:oddHBand="1" w:evenHBand="0" w:firstRowFirstColumn="0" w:firstRowLastColumn="0" w:lastRowFirstColumn="0" w:lastRowLastColumn="0"/>
-            </w:pPr>
-            <w:r>
-              <w:t>Shared data becomes incorrect</w:t>
-            </w:r>
-          </w:p>
-        </w:tc>
-      </w:tr>
-      <w:tr>
-        <w:tc>
-          <w:tcPr>
-            <w:cnfStyle w:val="001000000000" w:firstRow="0" w:lastRow="0" w:firstColumn="1" w:lastColumn="0" w:oddVBand="0" w:evenVBand="0" w:oddHBand="0" w:evenHBand="0" w:firstRowFirstColumn="0" w:firstRowLastColumn="0" w:lastRowFirstColumn="0" w:lastRowLastColumn="0"/>
-            <w:tcW w:w="0" w:type="auto"/>
-            <w:hideMark/>
-          </w:tcPr>
-          <w:p>
-            <w:pPr>
-              <w:spacing w:after="160" w:line="259" w:lineRule="auto"/>
-            </w:pPr>
-            <w:r>
               <w:t>Unpredictable results</w:t>
             </w:r>
           </w:p>
@@ -5225,7 +5226,7 @@
     <w:p>
       <w:r>
         <w:pict w14:anchorId="14350C62">
-          <v:rect id="_x0000_i1481" style="width:0;height:1.5pt" o:hralign="center" o:hrstd="t" o:hr="t" fillcolor="#a0a0a0" stroked="f"/>
+          <v:rect id="_x0000_i1061" style="width:0;height:1.5pt" o:hralign="center" o:hrstd="t" o:hr="t" fillcolor="#a0a0a0" stroked="f"/>
         </w:pict>
       </w:r>
     </w:p>
@@ -5447,7 +5448,7 @@
     <w:p>
       <w:r>
         <w:pict w14:anchorId="5228CDC3">
-          <v:rect id="_x0000_i1482" style="width:0;height:1.5pt" o:hralign="center" o:hrstd="t" o:hr="t" fillcolor="#a0a0a0" stroked="f"/>
+          <v:rect id="_x0000_i1062" style="width:0;height:1.5pt" o:hralign="center" o:hrstd="t" o:hr="t" fillcolor="#a0a0a0" stroked="f"/>
         </w:pict>
       </w:r>
     </w:p>
@@ -5541,7 +5542,7 @@
     <w:p>
       <w:r>
         <w:pict w14:anchorId="026A9A98">
-          <v:rect id="_x0000_i1483" style="width:0;height:1.5pt" o:hralign="center" o:hrstd="t" o:hr="t" fillcolor="#a0a0a0" stroked="f"/>
+          <v:rect id="_x0000_i1063" style="width:0;height:1.5pt" o:hralign="center" o:hrstd="t" o:hr="t" fillcolor="#a0a0a0" stroked="f"/>
         </w:pict>
       </w:r>
     </w:p>
@@ -5568,7 +5569,7 @@
     <w:p>
       <w:r>
         <w:pict w14:anchorId="4EB96A25">
-          <v:rect id="_x0000_i1484" style="width:0;height:1.5pt" o:hralign="center" o:hrstd="t" o:hr="t" fillcolor="#a0a0a0" stroked="f"/>
+          <v:rect id="_x0000_i1064" style="width:0;height:1.5pt" o:hralign="center" o:hrstd="t" o:hr="t" fillcolor="#a0a0a0" stroked="f"/>
         </w:pict>
       </w:r>
     </w:p>
@@ -5661,24 +5662,24 @@
     </w:p>
     <w:p>
       <w:r>
+        <w:pict w14:anchorId="4012BB05">
+          <v:rect id="_x0000_i1065" style="width:0;height:1.5pt" o:hralign="center" o:hrstd="t" o:hr="t" fillcolor="#a0a0a0" stroked="f"/>
+        </w:pict>
+      </w:r>
+    </w:p>
+    <w:p>
+      <w:pPr>
+        <w:rPr>
+          <w:b/>
+          <w:bCs/>
+        </w:rPr>
+      </w:pPr>
+      <w:r>
+        <w:rPr>
+          <w:b/>
+          <w:bCs/>
+        </w:rPr>
         <w:lastRenderedPageBreak/>
-        <w:pict w14:anchorId="4012BB05">
-          <v:rect id="_x0000_i1570" style="width:0;height:1.5pt" o:hralign="center" o:hrstd="t" o:hr="t" fillcolor="#a0a0a0" stroked="f"/>
-        </w:pict>
-      </w:r>
-    </w:p>
-    <w:p>
-      <w:pPr>
-        <w:rPr>
-          <w:b/>
-          <w:bCs/>
-        </w:rPr>
-      </w:pPr>
-      <w:r>
-        <w:rPr>
-          <w:b/>
-          <w:bCs/>
-        </w:rPr>
         <w:t>Need for Mutual Exclusion</w:t>
       </w:r>
     </w:p>
@@ -5764,7 +5765,7 @@
     <w:p>
       <w:r>
         <w:pict w14:anchorId="299D85CF">
-          <v:rect id="_x0000_i1571" style="width:0;height:1.5pt" o:hralign="center" o:hrstd="t" o:hr="t" fillcolor="#a0a0a0" stroked="f"/>
+          <v:rect id="_x0000_i1066" style="width:0;height:1.5pt" o:hralign="center" o:hrstd="t" o:hr="t" fillcolor="#a0a0a0" stroked="f"/>
         </w:pict>
       </w:r>
     </w:p>
@@ -5841,7 +5842,7 @@
     <w:p>
       <w:r>
         <w:pict w14:anchorId="1B232B9F">
-          <v:rect id="_x0000_i1572" style="width:0;height:1.5pt" o:hralign="center" o:hrstd="t" o:hr="t" fillcolor="#a0a0a0" stroked="f"/>
+          <v:rect id="_x0000_i1067" style="width:0;height:1.5pt" o:hralign="center" o:hrstd="t" o:hr="t" fillcolor="#a0a0a0" stroked="f"/>
         </w:pict>
       </w:r>
     </w:p>
@@ -5912,7 +5913,7 @@
     <w:p>
       <w:r>
         <w:pict w14:anchorId="2F4D28F0">
-          <v:rect id="_x0000_i1573" style="width:0;height:1.5pt" o:hralign="center" o:hrstd="t" o:hr="t" fillcolor="#a0a0a0" stroked="f"/>
+          <v:rect id="_x0000_i1068" style="width:0;height:1.5pt" o:hralign="center" o:hrstd="t" o:hr="t" fillcolor="#a0a0a0" stroked="f"/>
         </w:pict>
       </w:r>
     </w:p>
@@ -5938,12 +5939,12 @@
     </w:p>
     <w:p>
       <w:r>
+        <w:t xml:space="preserve">      ↓</w:t>
+      </w:r>
+    </w:p>
+    <w:p>
+      <w:r>
         <w:lastRenderedPageBreak/>
-        <w:t xml:space="preserve">      ↓</w:t>
-      </w:r>
-    </w:p>
-    <w:p>
-      <w:r>
         <w:t>Critical Section</w:t>
       </w:r>
     </w:p>
@@ -6155,7 +6156,7 @@
     <w:p>
       <w:r>
         <w:pict w14:anchorId="3E283F2D">
-          <v:rect id="_x0000_i1574" style="width:0;height:1.5pt" o:hralign="center" o:hrstd="t" o:hr="t" fillcolor="#a0a0a0" stroked="f"/>
+          <v:rect id="_x0000_i1069" style="width:0;height:1.5pt" o:hralign="center" o:hrstd="t" o:hr="t" fillcolor="#a0a0a0" stroked="f"/>
         </w:pict>
       </w:r>
     </w:p>
@@ -6252,7 +6253,7 @@
     <w:p>
       <w:r>
         <w:pict w14:anchorId="290C7FD5">
-          <v:rect id="_x0000_i1575" style="width:0;height:1.5pt" o:hralign="center" o:hrstd="t" o:hr="t" fillcolor="#a0a0a0" stroked="f"/>
+          <v:rect id="_x0000_i1070" style="width:0;height:1.5pt" o:hralign="center" o:hrstd="t" o:hr="t" fillcolor="#a0a0a0" stroked="f"/>
         </w:pict>
       </w:r>
     </w:p>
@@ -6368,7 +6369,6 @@
               <w:spacing w:after="160" w:line="259" w:lineRule="auto"/>
             </w:pPr>
             <w:r>
-              <w:lastRenderedPageBreak/>
               <w:t>Semaphores</w:t>
             </w:r>
           </w:p>
@@ -6409,6 +6409,7 @@
               <w:spacing w:after="160" w:line="259" w:lineRule="auto"/>
             </w:pPr>
             <w:r>
+              <w:lastRenderedPageBreak/>
               <w:t>Mutex</w:t>
             </w:r>
           </w:p>
@@ -6465,7 +6466,7 @@
     <w:p>
       <w:r>
         <w:pict w14:anchorId="5F90EA17">
-          <v:rect id="_x0000_i1576" style="width:0;height:1.5pt" o:hralign="center" o:hrstd="t" o:hr="t" fillcolor="#a0a0a0" stroked="f"/>
+          <v:rect id="_x0000_i1071" style="width:0;height:1.5pt" o:hralign="center" o:hrstd="t" o:hr="t" fillcolor="#a0a0a0" stroked="f"/>
         </w:pict>
       </w:r>
     </w:p>
@@ -6635,7 +6636,7 @@
     <w:p>
       <w:r>
         <w:pict w14:anchorId="55715AC8">
-          <v:rect id="_x0000_i1577" style="width:0;height:1.5pt" o:hralign="center" o:hrstd="t" o:hr="t" fillcolor="#a0a0a0" stroked="f"/>
+          <v:rect id="_x0000_i1072" style="width:0;height:1.5pt" o:hralign="center" o:hrstd="t" o:hr="t" fillcolor="#a0a0a0" stroked="f"/>
         </w:pict>
       </w:r>
     </w:p>
@@ -6805,7 +6806,7 @@
     <w:p>
       <w:r>
         <w:pict w14:anchorId="78B4901B">
-          <v:rect id="_x0000_i1578" style="width:0;height:1.5pt" o:hralign="center" o:hrstd="t" o:hr="t" fillcolor="#a0a0a0" stroked="f"/>
+          <v:rect id="_x0000_i1073" style="width:0;height:1.5pt" o:hralign="center" o:hrstd="t" o:hr="t" fillcolor="#a0a0a0" stroked="f"/>
         </w:pict>
       </w:r>
     </w:p>
@@ -6867,7 +6868,7 @@
     <w:p>
       <w:r>
         <w:pict w14:anchorId="420959C3">
-          <v:rect id="_x0000_i1579" style="width:0;height:1.5pt" o:hralign="center" o:hrstd="t" o:hr="t" fillcolor="#a0a0a0" stroked="f"/>
+          <v:rect id="_x0000_i1074" style="width:0;height:1.5pt" o:hralign="center" o:hrstd="t" o:hr="t" fillcolor="#a0a0a0" stroked="f"/>
         </w:pict>
       </w:r>
     </w:p>
@@ -6960,9 +6961,36 @@
     </w:p>
     <w:p>
       <w:r>
+        <w:pict w14:anchorId="7BC574B7">
+          <v:rect id="_x0000_i1075" style="width:0;height:1.5pt" o:hralign="center" o:hrstd="t" o:hr="t" fillcolor="#a0a0a0" stroked="f"/>
+        </w:pict>
+      </w:r>
+    </w:p>
+    <w:p>
+      <w:pPr>
+        <w:rPr>
+          <w:b/>
+          <w:bCs/>
+        </w:rPr>
+      </w:pPr>
+      <w:r>
+        <w:rPr>
+          <w:b/>
+          <w:bCs/>
+        </w:rPr>
         <w:lastRenderedPageBreak/>
-        <w:pict w14:anchorId="7BC574B7">
-          <v:rect id="_x0000_i1580" style="width:0;height:1.5pt" o:hralign="center" o:hrstd="t" o:hr="t" fillcolor="#a0a0a0" stroked="f"/>
+        <w:t>Short Conclusion</w:t>
+      </w:r>
+    </w:p>
+    <w:p>
+      <w:r>
+        <w:t>Mutual exclusion is a synchronization mechanism that ensures only one process can access a shared resource or critical section at a time. It prevents race conditions and maintains data consistency in systems where multiple processes execute concurrently.</w:t>
+      </w:r>
+    </w:p>
+    <w:p>
+      <w:r>
+        <w:pict w14:anchorId="611B7961">
+          <v:rect id="_x0000_i1076" style="width:0;height:1.5pt" o:hralign="center" o:hrstd="t" o:hr="t" fillcolor="#a0a0a0" stroked="f"/>
         </w:pict>
       </w:r>
     </w:p>
@@ -6978,33 +7006,6 @@
           <w:b/>
           <w:bCs/>
         </w:rPr>
-        <w:t>Short Conclusion</w:t>
-      </w:r>
-    </w:p>
-    <w:p>
-      <w:r>
-        <w:t>Mutual exclusion is a synchronization mechanism that ensures only one process can access a shared resource or critical section at a time. It prevents race conditions and maintains data consistency in systems where multiple processes execute concurrently.</w:t>
-      </w:r>
-    </w:p>
-    <w:p>
-      <w:r>
-        <w:pict w14:anchorId="611B7961">
-          <v:rect id="_x0000_i1581" style="width:0;height:1.5pt" o:hralign="center" o:hrstd="t" o:hr="t" fillcolor="#a0a0a0" stroked="f"/>
-        </w:pict>
-      </w:r>
-    </w:p>
-    <w:p>
-      <w:pPr>
-        <w:rPr>
-          <w:b/>
-          <w:bCs/>
-        </w:rPr>
-      </w:pPr>
-      <w:r>
-        <w:rPr>
-          <w:b/>
-          <w:bCs/>
-        </w:rPr>
         <w:t>Software Solutions for Synchronization</w:t>
       </w:r>
     </w:p>
@@ -7083,7 +7084,7 @@
     <w:p>
       <w:r>
         <w:pict w14:anchorId="20AA807B">
-          <v:rect id="_x0000_i1684" style="width:0;height:1.5pt" o:hralign="center" o:hrstd="t" o:hr="t" fillcolor="#a0a0a0" stroked="f"/>
+          <v:rect id="_x0000_i1077" style="width:0;height:1.5pt" o:hralign="center" o:hrstd="t" o:hr="t" fillcolor="#a0a0a0" stroked="f"/>
         </w:pict>
       </w:r>
     </w:p>
@@ -7268,7 +7269,7 @@
     <w:p>
       <w:r>
         <w:pict w14:anchorId="480FB185">
-          <v:rect id="_x0000_i1685" style="width:0;height:1.5pt" o:hralign="center" o:hrstd="t" o:hr="t" fillcolor="#a0a0a0" stroked="f"/>
+          <v:rect id="_x0000_i1078" style="width:0;height:1.5pt" o:hralign="center" o:hrstd="t" o:hr="t" fillcolor="#a0a0a0" stroked="f"/>
         </w:pict>
       </w:r>
     </w:p>
@@ -7408,7 +7409,7 @@
     <w:p>
       <w:r>
         <w:pict w14:anchorId="1D1A160F">
-          <v:rect id="_x0000_i1686" style="width:0;height:1.5pt" o:hralign="center" o:hrstd="t" o:hr="t" fillcolor="#a0a0a0" stroked="f"/>
+          <v:rect id="_x0000_i1079" style="width:0;height:1.5pt" o:hralign="center" o:hrstd="t" o:hr="t" fillcolor="#a0a0a0" stroked="f"/>
         </w:pict>
       </w:r>
     </w:p>
@@ -7495,7 +7496,6 @@
         </w:numPr>
       </w:pPr>
       <w:r>
-        <w:lastRenderedPageBreak/>
         <w:t>If turn = 0, Process P0 can enter the critical section.</w:t>
       </w:r>
     </w:p>
@@ -7507,13 +7507,14 @@
         </w:numPr>
       </w:pPr>
       <w:r>
+        <w:lastRenderedPageBreak/>
         <w:t>If turn = 1, Process P1 can enter the critical section.</w:t>
       </w:r>
     </w:p>
     <w:p>
       <w:r>
         <w:pict w14:anchorId="0CCCEFA8">
-          <v:rect id="_x0000_i1687" style="width:0;height:1.5pt" o:hralign="center" o:hrstd="t" o:hr="t" fillcolor="#a0a0a0" stroked="f"/>
+          <v:rect id="_x0000_i1080" style="width:0;height:1.5pt" o:hralign="center" o:hrstd="t" o:hr="t" fillcolor="#a0a0a0" stroked="f"/>
         </w:pict>
       </w:r>
     </w:p>
@@ -7575,7 +7576,7 @@
     <w:p>
       <w:r>
         <w:pict w14:anchorId="2D12A7F8">
-          <v:rect id="_x0000_i1688" style="width:0;height:1.5pt" o:hralign="center" o:hrstd="t" o:hr="t" fillcolor="#a0a0a0" stroked="f"/>
+          <v:rect id="_x0000_i1081" style="width:0;height:1.5pt" o:hralign="center" o:hrstd="t" o:hr="t" fillcolor="#a0a0a0" stroked="f"/>
         </w:pict>
       </w:r>
     </w:p>
@@ -7656,7 +7657,7 @@
     <w:p>
       <w:r>
         <w:pict w14:anchorId="3FC2A7D1">
-          <v:rect id="_x0000_i1689" style="width:0;height:1.5pt" o:hralign="center" o:hrstd="t" o:hr="t" fillcolor="#a0a0a0" stroked="f"/>
+          <v:rect id="_x0000_i1082" style="width:0;height:1.5pt" o:hralign="center" o:hrstd="t" o:hr="t" fillcolor="#a0a0a0" stroked="f"/>
         </w:pict>
       </w:r>
     </w:p>
@@ -7826,7 +7827,7 @@
     <w:p>
       <w:r>
         <w:pict w14:anchorId="29ACC4C9">
-          <v:rect id="_x0000_i1690" style="width:0;height:1.5pt" o:hralign="center" o:hrstd="t" o:hr="t" fillcolor="#a0a0a0" stroked="f"/>
+          <v:rect id="_x0000_i1083" style="width:0;height:1.5pt" o:hralign="center" o:hrstd="t" o:hr="t" fillcolor="#a0a0a0" stroked="f"/>
         </w:pict>
       </w:r>
     </w:p>
@@ -7942,39 +7943,39 @@
               <w:spacing w:after="160" w:line="259" w:lineRule="auto"/>
             </w:pPr>
             <w:r>
+              <w:t>flag[2]</w:t>
+            </w:r>
+          </w:p>
+        </w:tc>
+        <w:tc>
+          <w:tcPr>
+            <w:tcW w:w="0" w:type="auto"/>
+            <w:hideMark/>
+          </w:tcPr>
+          <w:p>
+            <w:pPr>
+              <w:spacing w:after="160" w:line="259" w:lineRule="auto"/>
+              <w:cnfStyle w:val="000000100000" w:firstRow="0" w:lastRow="0" w:firstColumn="0" w:lastColumn="0" w:oddVBand="0" w:evenVBand="0" w:oddHBand="1" w:evenHBand="0" w:firstRowFirstColumn="0" w:firstRowLastColumn="0" w:lastRowFirstColumn="0" w:lastRowLastColumn="0"/>
+            </w:pPr>
+            <w:r>
+              <w:t>Indicates if a process wants to enter the critical section</w:t>
+            </w:r>
+          </w:p>
+        </w:tc>
+      </w:tr>
+      <w:tr>
+        <w:tc>
+          <w:tcPr>
+            <w:cnfStyle w:val="001000000000" w:firstRow="0" w:lastRow="0" w:firstColumn="1" w:lastColumn="0" w:oddVBand="0" w:evenVBand="0" w:oddHBand="0" w:evenHBand="0" w:firstRowFirstColumn="0" w:firstRowLastColumn="0" w:lastRowFirstColumn="0" w:lastRowLastColumn="0"/>
+            <w:tcW w:w="0" w:type="auto"/>
+            <w:hideMark/>
+          </w:tcPr>
+          <w:p>
+            <w:pPr>
+              <w:spacing w:after="160" w:line="259" w:lineRule="auto"/>
+            </w:pPr>
+            <w:r>
               <w:lastRenderedPageBreak/>
-              <w:t>flag[2]</w:t>
-            </w:r>
-          </w:p>
-        </w:tc>
-        <w:tc>
-          <w:tcPr>
-            <w:tcW w:w="0" w:type="auto"/>
-            <w:hideMark/>
-          </w:tcPr>
-          <w:p>
-            <w:pPr>
-              <w:spacing w:after="160" w:line="259" w:lineRule="auto"/>
-              <w:cnfStyle w:val="000000100000" w:firstRow="0" w:lastRow="0" w:firstColumn="0" w:lastColumn="0" w:oddVBand="0" w:evenVBand="0" w:oddHBand="1" w:evenHBand="0" w:firstRowFirstColumn="0" w:firstRowLastColumn="0" w:lastRowFirstColumn="0" w:lastRowLastColumn="0"/>
-            </w:pPr>
-            <w:r>
-              <w:t>Indicates if a process wants to enter the critical section</w:t>
-            </w:r>
-          </w:p>
-        </w:tc>
-      </w:tr>
-      <w:tr>
-        <w:tc>
-          <w:tcPr>
-            <w:cnfStyle w:val="001000000000" w:firstRow="0" w:lastRow="0" w:firstColumn="1" w:lastColumn="0" w:oddVBand="0" w:evenVBand="0" w:oddHBand="0" w:evenHBand="0" w:firstRowFirstColumn="0" w:firstRowLastColumn="0" w:lastRowFirstColumn="0" w:lastRowLastColumn="0"/>
-            <w:tcW w:w="0" w:type="auto"/>
-            <w:hideMark/>
-          </w:tcPr>
-          <w:p>
-            <w:pPr>
-              <w:spacing w:after="160" w:line="259" w:lineRule="auto"/>
-            </w:pPr>
-            <w:r>
               <w:t>turn</w:t>
             </w:r>
           </w:p>
@@ -7999,7 +8000,7 @@
     <w:p>
       <w:r>
         <w:pict w14:anchorId="64060DE9">
-          <v:rect id="_x0000_i1691" style="width:0;height:1.5pt" o:hralign="center" o:hrstd="t" o:hr="t" fillcolor="#a0a0a0" stroked="f"/>
+          <v:rect id="_x0000_i1084" style="width:0;height:1.5pt" o:hralign="center" o:hrstd="t" o:hr="t" fillcolor="#a0a0a0" stroked="f"/>
         </w:pict>
       </w:r>
     </w:p>
@@ -8043,14 +8044,14 @@
         <w:t>critical section</w:t>
       </w:r>
     </w:p>
+    <w:p>
+      <w:r>
+        <w:t>flag[0] = false</w:t>
+      </w:r>
+    </w:p>
     <w:p/>
     <w:p>
       <w:r>
-        <w:t>flag[0] = false</w:t>
-      </w:r>
-    </w:p>
-    <w:p>
-      <w:r>
         <w:t>Process P1:</w:t>
       </w:r>
     </w:p>
@@ -8082,7 +8083,7 @@
     <w:p>
       <w:r>
         <w:pict w14:anchorId="57509B01">
-          <v:rect id="_x0000_i1692" style="width:0;height:1.5pt" o:hralign="center" o:hrstd="t" o:hr="t" fillcolor="#a0a0a0" stroked="f"/>
+          <v:rect id="_x0000_i1085" style="width:0;height:1.5pt" o:hralign="center" o:hrstd="t" o:hr="t" fillcolor="#a0a0a0" stroked="f"/>
         </w:pict>
       </w:r>
     </w:p>
@@ -8248,7 +8249,7 @@
     <w:p>
       <w:r>
         <w:pict w14:anchorId="4A575CC4">
-          <v:rect id="_x0000_i1693" style="width:0;height:1.5pt" o:hralign="center" o:hrstd="t" o:hr="t" fillcolor="#a0a0a0" stroked="f"/>
+          <v:rect id="_x0000_i1086" style="width:0;height:1.5pt" o:hralign="center" o:hrstd="t" o:hr="t" fillcolor="#a0a0a0" stroked="f"/>
         </w:pict>
       </w:r>
     </w:p>
@@ -8329,25 +8330,25 @@
     </w:p>
     <w:p>
       <w:r>
+        <w:t xml:space="preserve">      ↓                   </w:t>
+      </w:r>
+      <w:r>
+        <w:t xml:space="preserve">         </w:t>
+      </w:r>
+      <w:r>
+        <w:t xml:space="preserve">      ↓</w:t>
+      </w:r>
+    </w:p>
+    <w:p>
+      <w:r>
         <w:lastRenderedPageBreak/>
-        <w:t xml:space="preserve">      ↓                   </w:t>
-      </w:r>
-      <w:r>
-        <w:t xml:space="preserve">         </w:t>
-      </w:r>
-      <w:r>
-        <w:t xml:space="preserve">      ↓</w:t>
-      </w:r>
-    </w:p>
-    <w:p>
-      <w:r>
         <w:t xml:space="preserve"> Enter Critical Section     Wait</w:t>
       </w:r>
     </w:p>
     <w:p>
       <w:r>
         <w:pict w14:anchorId="148E9828">
-          <v:rect id="_x0000_i1694" style="width:0;height:1.5pt" o:hralign="center" o:hrstd="t" o:hr="t" fillcolor="#a0a0a0" stroked="f"/>
+          <v:rect id="_x0000_i1087" style="width:0;height:1.5pt" o:hralign="center" o:hrstd="t" o:hr="t" fillcolor="#a0a0a0" stroked="f"/>
         </w:pict>
       </w:r>
     </w:p>
@@ -8517,7 +8518,7 @@
     <w:p>
       <w:r>
         <w:pict w14:anchorId="3D6FFEEA">
-          <v:rect id="_x0000_i1695" style="width:0;height:1.5pt" o:hralign="center" o:hrstd="t" o:hr="t" fillcolor="#a0a0a0" stroked="f"/>
+          <v:rect id="_x0000_i1088" style="width:0;height:1.5pt" o:hralign="center" o:hrstd="t" o:hr="t" fillcolor="#a0a0a0" stroked="f"/>
         </w:pict>
       </w:r>
     </w:p>
@@ -8687,7 +8688,7 @@
     <w:p>
       <w:r>
         <w:pict w14:anchorId="0C931C52">
-          <v:rect id="_x0000_i1696" style="width:0;height:1.5pt" o:hralign="center" o:hrstd="t" o:hr="t" fillcolor="#a0a0a0" stroked="f"/>
+          <v:rect id="_x0000_i1089" style="width:0;height:1.5pt" o:hralign="center" o:hrstd="t" o:hr="t" fillcolor="#a0a0a0" stroked="f"/>
         </w:pict>
       </w:r>
     </w:p>
@@ -8804,7 +8805,7 @@
     <w:p>
       <w:r>
         <w:pict w14:anchorId="02B229F1">
-          <v:rect id="_x0000_i1697" style="width:0;height:1.5pt" o:hralign="center" o:hrstd="t" o:hr="t" fillcolor="#a0a0a0" stroked="f"/>
+          <v:rect id="_x0000_i1090" style="width:0;height:1.5pt" o:hralign="center" o:hrstd="t" o:hr="t" fillcolor="#a0a0a0" stroked="f"/>
         </w:pict>
       </w:r>
     </w:p>
@@ -8831,7 +8832,7 @@
     <w:p>
       <w:r>
         <w:pict w14:anchorId="07FFC637">
-          <v:rect id="_x0000_i1698" style="width:0;height:1.5pt" o:hralign="center" o:hrstd="t" o:hr="t" fillcolor="#a0a0a0" stroked="f"/>
+          <v:rect id="_x0000_i1091" style="width:0;height:1.5pt" o:hralign="center" o:hrstd="t" o:hr="t" fillcolor="#a0a0a0" stroked="f"/>
         </w:pict>
       </w:r>
     </w:p>
@@ -8862,86 +8863,86 @@
           <w:b/>
           <w:bCs/>
         </w:rPr>
+        <w:t>1. Definition</w:t>
+      </w:r>
+      <w:r>
+        <w:rPr>
+          <w:b/>
+          <w:bCs/>
+        </w:rPr>
+        <w:t xml:space="preserve"> : </w:t>
+      </w:r>
+      <w:r>
+        <w:rPr>
+          <w:b/>
+          <w:bCs/>
+        </w:rPr>
+        <w:t>Hardware support for synchronization</w:t>
+      </w:r>
+      <w:r>
+        <w:t xml:space="preserve"> refers to special </w:t>
+      </w:r>
+      <w:r>
+        <w:rPr>
+          <w:b/>
+          <w:bCs/>
+        </w:rPr>
+        <w:t>machine-level instructions provided by the processor</w:t>
+      </w:r>
+      <w:r>
+        <w:t xml:space="preserve"> that help control access to shared resources.</w:t>
+      </w:r>
+    </w:p>
+    <w:p>
+      <w:r>
         <w:lastRenderedPageBreak/>
-        <w:t>1. Definition</w:t>
-      </w:r>
-      <w:r>
-        <w:rPr>
-          <w:b/>
-          <w:bCs/>
-        </w:rPr>
+        <w:t xml:space="preserve">These instructions ensure that </w:t>
+      </w:r>
+      <w:r>
+        <w:rPr>
+          <w:b/>
+          <w:bCs/>
+        </w:rPr>
+        <w:t>only one process can access the critical section at a time</w:t>
+      </w:r>
+      <w:r>
+        <w:t>, preventing race conditions.</w:t>
+      </w:r>
+    </w:p>
+    <w:p>
+      <w:r>
+        <w:t xml:space="preserve">Hardware instructions perform operations </w:t>
+      </w:r>
+      <w:r>
+        <w:rPr>
+          <w:b/>
+          <w:bCs/>
+        </w:rPr>
+        <w:t>atomically</w:t>
+      </w:r>
+      <w:r>
+        <w:t>, meaning the operation is executed completely without interruption.</w:t>
+      </w:r>
+    </w:p>
+    <w:p>
+      <w:r>
+        <w:rPr>
+          <w:b/>
+          <w:bCs/>
+        </w:rPr>
+        <w:t>Simple exam definition</w:t>
+      </w:r>
+      <w:r>
         <w:t xml:space="preserve"> : </w:t>
       </w:r>
       <w:r>
-        <w:rPr>
-          <w:b/>
-          <w:bCs/>
-        </w:rPr>
-        <w:t>Hardware support for synchronization</w:t>
-      </w:r>
-      <w:r>
-        <w:t xml:space="preserve"> refers to special </w:t>
-      </w:r>
-      <w:r>
-        <w:rPr>
-          <w:b/>
-          <w:bCs/>
-        </w:rPr>
-        <w:t>machine-level instructions provided by the processor</w:t>
-      </w:r>
-      <w:r>
-        <w:t xml:space="preserve"> that help control access to shared resources.</w:t>
-      </w:r>
-    </w:p>
-    <w:p>
-      <w:r>
-        <w:t xml:space="preserve">These instructions ensure that </w:t>
-      </w:r>
-      <w:r>
-        <w:rPr>
-          <w:b/>
-          <w:bCs/>
-        </w:rPr>
-        <w:t>only one process can access the critical section at a time</w:t>
-      </w:r>
-      <w:r>
-        <w:t>, preventing race conditions.</w:t>
-      </w:r>
-    </w:p>
-    <w:p>
-      <w:r>
-        <w:t xml:space="preserve">Hardware instructions perform operations </w:t>
-      </w:r>
-      <w:r>
-        <w:rPr>
-          <w:b/>
-          <w:bCs/>
-        </w:rPr>
-        <w:t>atomically</w:t>
-      </w:r>
-      <w:r>
-        <w:t>, meaning the operation is executed completely without interruption.</w:t>
-      </w:r>
-    </w:p>
-    <w:p>
-      <w:r>
-        <w:rPr>
-          <w:b/>
-          <w:bCs/>
-        </w:rPr>
-        <w:t>Simple exam definition</w:t>
-      </w:r>
-      <w:r>
-        <w:t xml:space="preserve"> : </w:t>
-      </w:r>
-      <w:r>
         <w:t>Hardware synchronization uses special CPU instructions to ensure mutual exclusion when multiple processes access shared resources.</w:t>
       </w:r>
     </w:p>
     <w:p>
       <w:r>
         <w:pict w14:anchorId="15F84E62">
-          <v:rect id="_x0000_i1840" style="width:0;height:1.5pt" o:hralign="center" o:hrstd="t" o:hr="t" fillcolor="#a0a0a0" stroked="f"/>
+          <v:rect id="_x0000_i1092" style="width:0;height:1.5pt" o:hralign="center" o:hrstd="t" o:hr="t" fillcolor="#a0a0a0" stroked="f"/>
         </w:pict>
       </w:r>
     </w:p>
@@ -9026,7 +9027,7 @@
     <w:p>
       <w:r>
         <w:pict w14:anchorId="71E3B661">
-          <v:rect id="_x0000_i1841" style="width:0;height:1.5pt" o:hralign="center" o:hrstd="t" o:hr="t" fillcolor="#a0a0a0" stroked="f"/>
+          <v:rect id="_x0000_i1093" style="width:0;height:1.5pt" o:hralign="center" o:hrstd="t" o:hr="t" fillcolor="#a0a0a0" stroked="f"/>
         </w:pict>
       </w:r>
     </w:p>
@@ -9104,7 +9105,7 @@
     <w:p>
       <w:r>
         <w:pict w14:anchorId="47D88A98">
-          <v:rect id="_x0000_i1842" style="width:0;height:1.5pt" o:hralign="center" o:hrstd="t" o:hr="t" fillcolor="#a0a0a0" stroked="f"/>
+          <v:rect id="_x0000_i1094" style="width:0;height:1.5pt" o:hralign="center" o:hrstd="t" o:hr="t" fillcolor="#a0a0a0" stroked="f"/>
         </w:pict>
       </w:r>
     </w:p>
@@ -9244,7 +9245,7 @@
     <w:p>
       <w:r>
         <w:pict w14:anchorId="5949BDA9">
-          <v:rect id="_x0000_i1843" style="width:0;height:1.5pt" o:hralign="center" o:hrstd="t" o:hr="t" fillcolor="#a0a0a0" stroked="f"/>
+          <v:rect id="_x0000_i1095" style="width:0;height:1.5pt" o:hralign="center" o:hrstd="t" o:hr="t" fillcolor="#a0a0a0" stroked="f"/>
         </w:pict>
       </w:r>
     </w:p>
@@ -9326,7 +9327,7 @@
     <w:p>
       <w:r>
         <w:pict w14:anchorId="7CFDF16E">
-          <v:rect id="_x0000_i1844" style="width:0;height:1.5pt" o:hralign="center" o:hrstd="t" o:hr="t" fillcolor="#a0a0a0" stroked="f"/>
+          <v:rect id="_x0000_i1096" style="width:0;height:1.5pt" o:hralign="center" o:hrstd="t" o:hr="t" fillcolor="#a0a0a0" stroked="f"/>
         </w:pict>
       </w:r>
     </w:p>
@@ -9342,51 +9343,51 @@
           <w:b/>
           <w:bCs/>
         </w:rPr>
+        <w:t>Algorithm</w:t>
+      </w:r>
+    </w:p>
+    <w:p>
+      <w:proofErr w:type="spellStart"/>
+      <w:r>
         <w:lastRenderedPageBreak/>
-        <w:t>Algorithm</w:t>
-      </w:r>
-    </w:p>
-    <w:p>
+        <w:t>boolean</w:t>
+      </w:r>
+      <w:proofErr w:type="spellEnd"/>
+      <w:r>
+        <w:t xml:space="preserve"> </w:t>
+      </w:r>
       <w:proofErr w:type="spellStart"/>
       <w:r>
+        <w:t>TestAndSet</w:t>
+      </w:r>
+      <w:proofErr w:type="spellEnd"/>
+      <w:r>
+        <w:t>(</w:t>
+      </w:r>
+      <w:proofErr w:type="spellStart"/>
+      <w:r>
         <w:t>boolean</w:t>
       </w:r>
       <w:proofErr w:type="spellEnd"/>
       <w:r>
-        <w:t xml:space="preserve"> </w:t>
+        <w:t xml:space="preserve"> *lock)</w:t>
+      </w:r>
+    </w:p>
+    <w:p>
+      <w:r>
+        <w:t>{</w:t>
+      </w:r>
+    </w:p>
+    <w:p>
+      <w:r>
+        <w:t xml:space="preserve">    </w:t>
       </w:r>
       <w:proofErr w:type="spellStart"/>
       <w:r>
-        <w:t>TestAndSet</w:t>
+        <w:t>boolean</w:t>
       </w:r>
       <w:proofErr w:type="spellEnd"/>
       <w:r>
-        <w:t>(</w:t>
-      </w:r>
-      <w:proofErr w:type="spellStart"/>
-      <w:r>
-        <w:t>boolean</w:t>
-      </w:r>
-      <w:proofErr w:type="spellEnd"/>
-      <w:r>
-        <w:t xml:space="preserve"> *lock)</w:t>
-      </w:r>
-    </w:p>
-    <w:p>
-      <w:r>
-        <w:t>{</w:t>
-      </w:r>
-    </w:p>
-    <w:p>
-      <w:r>
-        <w:t xml:space="preserve">    </w:t>
-      </w:r>
-      <w:proofErr w:type="spellStart"/>
-      <w:r>
-        <w:t>boolean</w:t>
-      </w:r>
-      <w:proofErr w:type="spellEnd"/>
-      <w:r>
         <w:t xml:space="preserve"> old = *lock;</w:t>
       </w:r>
     </w:p>
@@ -9408,7 +9409,7 @@
     <w:p>
       <w:r>
         <w:pict w14:anchorId="3523FE86">
-          <v:rect id="_x0000_i1845" style="width:0;height:1.5pt" o:hralign="center" o:hrstd="t" o:hr="t" fillcolor="#a0a0a0" stroked="f"/>
+          <v:rect id="_x0000_i1097" style="width:0;height:1.5pt" o:hralign="center" o:hrstd="t" o:hr="t" fillcolor="#a0a0a0" stroked="f"/>
         </w:pict>
       </w:r>
     </w:p>
@@ -9512,7 +9513,7 @@
     <w:p>
       <w:r>
         <w:pict w14:anchorId="40E8345E">
-          <v:rect id="_x0000_i1846" style="width:0;height:1.5pt" o:hralign="center" o:hrstd="t" o:hr="t" fillcolor="#a0a0a0" stroked="f"/>
+          <v:rect id="_x0000_i1098" style="width:0;height:1.5pt" o:hralign="center" o:hrstd="t" o:hr="t" fillcolor="#a0a0a0" stroked="f"/>
         </w:pict>
       </w:r>
     </w:p>
@@ -9747,7 +9748,7 @@
     <w:p>
       <w:r>
         <w:pict w14:anchorId="272DE440">
-          <v:rect id="_x0000_i1847" style="width:0;height:1.5pt" o:hralign="center" o:hrstd="t" o:hr="t" fillcolor="#a0a0a0" stroked="f"/>
+          <v:rect id="_x0000_i1099" style="width:0;height:1.5pt" o:hralign="center" o:hrstd="t" o:hr="t" fillcolor="#a0a0a0" stroked="f"/>
         </w:pict>
       </w:r>
     </w:p>
@@ -9805,7 +9806,7 @@
     <w:p>
       <w:r>
         <w:pict w14:anchorId="269A2685">
-          <v:rect id="_x0000_i1848" style="width:0;height:1.5pt" o:hralign="center" o:hrstd="t" o:hr="t" fillcolor="#a0a0a0" stroked="f"/>
+          <v:rect id="_x0000_i1100" style="width:0;height:1.5pt" o:hralign="center" o:hrstd="t" o:hr="t" fillcolor="#a0a0a0" stroked="f"/>
         </w:pict>
       </w:r>
     </w:p>
@@ -9821,7 +9822,6 @@
           <w:b/>
           <w:bCs/>
         </w:rPr>
-        <w:lastRenderedPageBreak/>
         <w:t>Advantages of Test-and-Set</w:t>
       </w:r>
     </w:p>
@@ -9850,6 +9850,7 @@
               <w:spacing w:after="160" w:line="259" w:lineRule="auto"/>
             </w:pPr>
             <w:r>
+              <w:lastRenderedPageBreak/>
               <w:t>Advantage</w:t>
             </w:r>
           </w:p>
@@ -9976,7 +9977,7 @@
     <w:p>
       <w:r>
         <w:pict w14:anchorId="02C489CC">
-          <v:rect id="_x0000_i1849" style="width:0;height:1.5pt" o:hralign="center" o:hrstd="t" o:hr="t" fillcolor="#a0a0a0" stroked="f"/>
+          <v:rect id="_x0000_i1101" style="width:0;height:1.5pt" o:hralign="center" o:hrstd="t" o:hr="t" fillcolor="#a0a0a0" stroked="f"/>
         </w:pict>
       </w:r>
     </w:p>
@@ -10146,7 +10147,7 @@
     <w:p>
       <w:r>
         <w:pict w14:anchorId="48E7038B">
-          <v:rect id="_x0000_i1850" style="width:0;height:1.5pt" o:hralign="center" o:hrstd="t" o:hr="t" fillcolor="#a0a0a0" stroked="f"/>
+          <v:rect id="_x0000_i1102" style="width:0;height:1.5pt" o:hralign="center" o:hrstd="t" o:hr="t" fillcolor="#a0a0a0" stroked="f"/>
         </w:pict>
       </w:r>
     </w:p>
@@ -10218,7 +10219,7 @@
     <w:p>
       <w:r>
         <w:pict w14:anchorId="617FBA52">
-          <v:rect id="_x0000_i1851" style="width:0;height:1.5pt" o:hralign="center" o:hrstd="t" o:hr="t" fillcolor="#a0a0a0" stroked="f"/>
+          <v:rect id="_x0000_i1103" style="width:0;height:1.5pt" o:hralign="center" o:hrstd="t" o:hr="t" fillcolor="#a0a0a0" stroked="f"/>
         </w:pict>
       </w:r>
     </w:p>
@@ -10286,7 +10287,7 @@
     <w:p>
       <w:r>
         <w:pict w14:anchorId="7C1BCFED">
-          <v:rect id="_x0000_i1852" style="width:0;height:1.5pt" o:hralign="center" o:hrstd="t" o:hr="t" fillcolor="#a0a0a0" stroked="f"/>
+          <v:rect id="_x0000_i1104" style="width:0;height:1.5pt" o:hralign="center" o:hrstd="t" o:hr="t" fillcolor="#a0a0a0" stroked="f"/>
         </w:pict>
       </w:r>
     </w:p>
@@ -10341,7 +10342,7 @@
     <w:p>
       <w:r>
         <w:pict w14:anchorId="5204A5C4">
-          <v:rect id="_x0000_i1853" style="width:0;height:1.5pt" o:hralign="center" o:hrstd="t" o:hr="t" fillcolor="#a0a0a0" stroked="f"/>
+          <v:rect id="_x0000_i1105" style="width:0;height:1.5pt" o:hralign="center" o:hrstd="t" o:hr="t" fillcolor="#a0a0a0" stroked="f"/>
         </w:pict>
       </w:r>
     </w:p>
@@ -10373,23 +10374,23 @@
     </w:p>
     <w:p>
       <w:r>
+        <w:t>Process P1 executes:</w:t>
+      </w:r>
+      <w:r>
+        <w:t xml:space="preserve"> </w:t>
+      </w:r>
+      <w:proofErr w:type="spellStart"/>
+      <w:r>
+        <w:t>CompareAndSwap</w:t>
+      </w:r>
+      <w:proofErr w:type="spellEnd"/>
+      <w:r>
+        <w:t>(lock, 0, 1)</w:t>
+      </w:r>
+    </w:p>
+    <w:p>
+      <w:r>
         <w:lastRenderedPageBreak/>
-        <w:t>Process P1 executes:</w:t>
-      </w:r>
-      <w:r>
-        <w:t xml:space="preserve"> </w:t>
-      </w:r>
-      <w:proofErr w:type="spellStart"/>
-      <w:r>
-        <w:t>CompareAndSwap</w:t>
-      </w:r>
-      <w:proofErr w:type="spellEnd"/>
-      <w:r>
-        <w:t>(lock, 0, 1)</w:t>
-      </w:r>
-    </w:p>
-    <w:p>
-      <w:r>
         <w:t xml:space="preserve">If lock is </w:t>
       </w:r>
       <w:r>
@@ -10421,7 +10422,7 @@
     <w:p>
       <w:r>
         <w:pict w14:anchorId="175834FC">
-          <v:rect id="_x0000_i1854" style="width:0;height:1.5pt" o:hralign="center" o:hrstd="t" o:hr="t" fillcolor="#a0a0a0" stroked="f"/>
+          <v:rect id="_x0000_i1106" style="width:0;height:1.5pt" o:hralign="center" o:hrstd="t" o:hr="t" fillcolor="#a0a0a0" stroked="f"/>
         </w:pict>
       </w:r>
     </w:p>
@@ -10458,7 +10459,7 @@
     <w:p>
       <w:r>
         <w:pict w14:anchorId="2DF566CA">
-          <v:rect id="_x0000_i1855" style="width:0;height:1.5pt" o:hralign="center" o:hrstd="t" o:hr="t" fillcolor="#a0a0a0" stroked="f"/>
+          <v:rect id="_x0000_i1107" style="width:0;height:1.5pt" o:hralign="center" o:hrstd="t" o:hr="t" fillcolor="#a0a0a0" stroked="f"/>
         </w:pict>
       </w:r>
     </w:p>
@@ -10736,7 +10737,7 @@
     <w:p>
       <w:r>
         <w:pict w14:anchorId="3A75128C">
-          <v:rect id="_x0000_i1856" style="width:0;height:1.5pt" o:hralign="center" o:hrstd="t" o:hr="t" fillcolor="#a0a0a0" stroked="f"/>
+          <v:rect id="_x0000_i1108" style="width:0;height:1.5pt" o:hralign="center" o:hrstd="t" o:hr="t" fillcolor="#a0a0a0" stroked="f"/>
         </w:pict>
       </w:r>
     </w:p>
@@ -10906,7 +10907,7 @@
     <w:p>
       <w:r>
         <w:pict w14:anchorId="3855636B">
-          <v:rect id="_x0000_i1857" style="width:0;height:1.5pt" o:hralign="center" o:hrstd="t" o:hr="t" fillcolor="#a0a0a0" stroked="f"/>
+          <v:rect id="_x0000_i1109" style="width:0;height:1.5pt" o:hralign="center" o:hrstd="t" o:hr="t" fillcolor="#a0a0a0" stroked="f"/>
         </w:pict>
       </w:r>
     </w:p>
@@ -11076,7 +11077,7 @@
     <w:p>
       <w:r>
         <w:pict w14:anchorId="3ED3E28D">
-          <v:rect id="_x0000_i1858" style="width:0;height:1.5pt" o:hralign="center" o:hrstd="t" o:hr="t" fillcolor="#a0a0a0" stroked="f"/>
+          <v:rect id="_x0000_i1110" style="width:0;height:1.5pt" o:hralign="center" o:hrstd="t" o:hr="t" fillcolor="#a0a0a0" stroked="f"/>
         </w:pict>
       </w:r>
     </w:p>
@@ -11132,7 +11133,6 @@
         </w:numPr>
       </w:pPr>
       <w:r>
-        <w:lastRenderedPageBreak/>
         <w:t>Test-and-Set</w:t>
       </w:r>
     </w:p>
@@ -11144,6 +11144,7 @@
         </w:numPr>
       </w:pPr>
       <w:r>
+        <w:lastRenderedPageBreak/>
         <w:t>Compare-and-Swap</w:t>
       </w:r>
     </w:p>
@@ -11186,7 +11187,7 @@
     <w:p>
       <w:r>
         <w:pict w14:anchorId="61A71D87">
-          <v:rect id="_x0000_i1859" style="width:0;height:1.5pt" o:hralign="center" o:hrstd="t" o:hr="t" fillcolor="#a0a0a0" stroked="f"/>
+          <v:rect id="_x0000_i1111" style="width:0;height:1.5pt" o:hralign="center" o:hrstd="t" o:hr="t" fillcolor="#a0a0a0" stroked="f"/>
         </w:pict>
       </w:r>
     </w:p>
@@ -11213,7 +11214,7 @@
     <w:p>
       <w:r>
         <w:pict w14:anchorId="6324A9DE">
-          <v:rect id="_x0000_i1860" style="width:0;height:1.5pt" o:hralign="center" o:hrstd="t" o:hr="t" fillcolor="#a0a0a0" stroked="f"/>
+          <v:rect id="_x0000_i1112" style="width:0;height:1.5pt" o:hralign="center" o:hrstd="t" o:hr="t" fillcolor="#a0a0a0" stroked="f"/>
         </w:pict>
       </w:r>
     </w:p>
@@ -11310,7 +11311,7 @@
     <w:p>
       <w:r>
         <w:pict w14:anchorId="1CF4BDEE">
-          <v:rect id="_x0000_i1966" style="width:0;height:1.5pt" o:hralign="center" o:hrstd="t" o:hr="t" fillcolor="#a0a0a0" stroked="f"/>
+          <v:rect id="_x0000_i1113" style="width:0;height:1.5pt" o:hralign="center" o:hrstd="t" o:hr="t" fillcolor="#a0a0a0" stroked="f"/>
         </w:pict>
       </w:r>
     </w:p>
@@ -11485,7 +11486,7 @@
     <w:p>
       <w:r>
         <w:pict w14:anchorId="74271E16">
-          <v:rect id="_x0000_i1967" style="width:0;height:1.5pt" o:hralign="center" o:hrstd="t" o:hr="t" fillcolor="#a0a0a0" stroked="f"/>
+          <v:rect id="_x0000_i1114" style="width:0;height:1.5pt" o:hralign="center" o:hrstd="t" o:hr="t" fillcolor="#a0a0a0" stroked="f"/>
         </w:pict>
       </w:r>
     </w:p>
@@ -11650,7 +11651,7 @@
     <w:p>
       <w:r>
         <w:pict w14:anchorId="1BBA2EE6">
-          <v:rect id="_x0000_i1968" style="width:0;height:1.5pt" o:hralign="center" o:hrstd="t" o:hr="t" fillcolor="#a0a0a0" stroked="f"/>
+          <v:rect id="_x0000_i1115" style="width:0;height:1.5pt" o:hralign="center" o:hrstd="t" o:hr="t" fillcolor="#a0a0a0" stroked="f"/>
         </w:pict>
       </w:r>
     </w:p>
@@ -11666,22 +11667,22 @@
           <w:b/>
           <w:bCs/>
         </w:rPr>
+        <w:t>Semaphore Operations</w:t>
+      </w:r>
+    </w:p>
+    <w:p>
+      <w:pPr>
+        <w:rPr>
+          <w:b/>
+          <w:bCs/>
+        </w:rPr>
+      </w:pPr>
+      <w:r>
+        <w:rPr>
+          <w:b/>
+          <w:bCs/>
+        </w:rPr>
         <w:lastRenderedPageBreak/>
-        <w:t>Semaphore Operations</w:t>
-      </w:r>
-    </w:p>
-    <w:p>
-      <w:pPr>
-        <w:rPr>
-          <w:b/>
-          <w:bCs/>
-        </w:rPr>
-      </w:pPr>
-      <w:r>
-        <w:rPr>
-          <w:b/>
-          <w:bCs/>
-        </w:rPr>
         <w:t>1. wait() Operation (P operation)</w:t>
       </w:r>
     </w:p>
@@ -11744,7 +11745,7 @@
     <w:p>
       <w:r>
         <w:pict w14:anchorId="50A5FF9A">
-          <v:rect id="_x0000_i1969" style="width:0;height:1.5pt" o:hralign="center" o:hrstd="t" o:hr="t" fillcolor="#a0a0a0" stroked="f"/>
+          <v:rect id="_x0000_i1116" style="width:0;height:1.5pt" o:hralign="center" o:hrstd="t" o:hr="t" fillcolor="#a0a0a0" stroked="f"/>
         </w:pict>
       </w:r>
     </w:p>
@@ -11807,7 +11808,7 @@
     <w:p>
       <w:r>
         <w:pict w14:anchorId="0B4B8CD1">
-          <v:rect id="_x0000_i1970" style="width:0;height:1.5pt" o:hralign="center" o:hrstd="t" o:hr="t" fillcolor="#a0a0a0" stroked="f"/>
+          <v:rect id="_x0000_i1117" style="width:0;height:1.5pt" o:hralign="center" o:hrstd="t" o:hr="t" fillcolor="#a0a0a0" stroked="f"/>
         </w:pict>
       </w:r>
     </w:p>
@@ -12050,7 +12051,6 @@
               <w:spacing w:after="160" w:line="259" w:lineRule="auto"/>
             </w:pPr>
             <w:r>
-              <w:lastRenderedPageBreak/>
               <w:t>4</w:t>
             </w:r>
           </w:p>
@@ -12086,6 +12086,7 @@
               <w:spacing w:after="160" w:line="259" w:lineRule="auto"/>
             </w:pPr>
             <w:r>
+              <w:lastRenderedPageBreak/>
               <w:t>5</w:t>
             </w:r>
           </w:p>
@@ -12110,7 +12111,7 @@
     <w:p>
       <w:r>
         <w:pict w14:anchorId="6C65E78B">
-          <v:rect id="_x0000_i1971" style="width:0;height:1.5pt" o:hralign="center" o:hrstd="t" o:hr="t" fillcolor="#a0a0a0" stroked="f"/>
+          <v:rect id="_x0000_i1118" style="width:0;height:1.5pt" o:hralign="center" o:hrstd="t" o:hr="t" fillcolor="#a0a0a0" stroked="f"/>
         </w:pict>
       </w:r>
     </w:p>
@@ -12250,7 +12251,7 @@
     <w:p>
       <w:r>
         <w:pict w14:anchorId="1C70B37D">
-          <v:rect id="_x0000_i1972" style="width:0;height:1.5pt" o:hralign="center" o:hrstd="t" o:hr="t" fillcolor="#a0a0a0" stroked="f"/>
+          <v:rect id="_x0000_i1119" style="width:0;height:1.5pt" o:hralign="center" o:hrstd="t" o:hr="t" fillcolor="#a0a0a0" stroked="f"/>
         </w:pict>
       </w:r>
     </w:p>
@@ -12457,7 +12458,7 @@
     <w:p>
       <w:r>
         <w:pict w14:anchorId="2AA27CC8">
-          <v:rect id="_x0000_i1973" style="width:0;height:1.5pt" o:hralign="center" o:hrstd="t" o:hr="t" fillcolor="#a0a0a0" stroked="f"/>
+          <v:rect id="_x0000_i1120" style="width:0;height:1.5pt" o:hralign="center" o:hrstd="t" o:hr="t" fillcolor="#a0a0a0" stroked="f"/>
         </w:pict>
       </w:r>
     </w:p>
@@ -12546,7 +12547,7 @@
     <w:p>
       <w:r>
         <w:pict w14:anchorId="3699CB3D">
-          <v:rect id="_x0000_i1974" style="width:0;height:1.5pt" o:hralign="center" o:hrstd="t" o:hr="t" fillcolor="#a0a0a0" stroked="f"/>
+          <v:rect id="_x0000_i1121" style="width:0;height:1.5pt" o:hralign="center" o:hrstd="t" o:hr="t" fillcolor="#a0a0a0" stroked="f"/>
         </w:pict>
       </w:r>
     </w:p>
@@ -12592,14 +12593,14 @@
     </w:p>
     <w:p>
       <w:r>
+        <w:t>Process P2 → enters critical section</w:t>
+      </w:r>
+    </w:p>
+    <w:p>
+      <w:r>
         <w:lastRenderedPageBreak/>
-        <w:t>Process P2 → enters critical section</w:t>
-      </w:r>
-    </w:p>
-    <w:p>
-      <w:r>
         <w:pict w14:anchorId="4516C10C">
-          <v:rect id="_x0000_i1975" style="width:0;height:1.5pt" o:hralign="center" o:hrstd="t" o:hr="t" fillcolor="#a0a0a0" stroked="f"/>
+          <v:rect id="_x0000_i1122" style="width:0;height:1.5pt" o:hralign="center" o:hrstd="t" o:hr="t" fillcolor="#a0a0a0" stroked="f"/>
         </w:pict>
       </w:r>
     </w:p>
@@ -12769,7 +12770,7 @@
     <w:p>
       <w:r>
         <w:pict w14:anchorId="14F8B3B1">
-          <v:rect id="_x0000_i1976" style="width:0;height:1.5pt" o:hralign="center" o:hrstd="t" o:hr="t" fillcolor="#a0a0a0" stroked="f"/>
+          <v:rect id="_x0000_i1123" style="width:0;height:1.5pt" o:hralign="center" o:hrstd="t" o:hr="t" fillcolor="#a0a0a0" stroked="f"/>
         </w:pict>
       </w:r>
     </w:p>
@@ -12939,7 +12940,7 @@
     <w:p>
       <w:r>
         <w:pict w14:anchorId="241247F9">
-          <v:rect id="_x0000_i1977" style="width:0;height:1.5pt" o:hralign="center" o:hrstd="t" o:hr="t" fillcolor="#a0a0a0" stroked="f"/>
+          <v:rect id="_x0000_i1124" style="width:0;height:1.5pt" o:hralign="center" o:hrstd="t" o:hr="t" fillcolor="#a0a0a0" stroked="f"/>
         </w:pict>
       </w:r>
     </w:p>
@@ -13063,7 +13064,7 @@
     <w:p>
       <w:r>
         <w:pict w14:anchorId="6C5FD78C">
-          <v:rect id="_x0000_i1978" style="width:0;height:1.5pt" o:hralign="center" o:hrstd="t" o:hr="t" fillcolor="#a0a0a0" stroked="f"/>
+          <v:rect id="_x0000_i1125" style="width:0;height:1.5pt" o:hralign="center" o:hrstd="t" o:hr="t" fillcolor="#a0a0a0" stroked="f"/>
         </w:pict>
       </w:r>
     </w:p>
@@ -13090,7 +13091,7 @@
     <w:p>
       <w:r>
         <w:pict w14:anchorId="33DD09A0">
-          <v:rect id="_x0000_i1979" style="width:0;height:1.5pt" o:hralign="center" o:hrstd="t" o:hr="t" fillcolor="#a0a0a0" stroked="f"/>
+          <v:rect id="_x0000_i1126" style="width:0;height:1.5pt" o:hralign="center" o:hrstd="t" o:hr="t" fillcolor="#a0a0a0" stroked="f"/>
         </w:pict>
       </w:r>
     </w:p>
@@ -16573,6 +16574,7 @@
   <w:style w:type="character" w:default="1" w:styleId="DefaultParagraphFont">
     <w:name w:val="Default Paragraph Font"/>
     <w:uiPriority w:val="1"/>
+    <w:semiHidden/>
     <w:unhideWhenUsed/>
   </w:style>
   <w:style w:type="table" w:default="1" w:styleId="TableNormal">
